--- a/document/mysql.docx
+++ b/document/mysql.docx
@@ -4,34 +4,727 @@
   <w:body>
     <w:p>
       <w:pPr>
+        <w:pStyle w:val="2"/>
         <w:numPr>
           <w:ilvl w:val="0"/>
           <w:numId w:val="1"/>
         </w:numPr>
-        <w:rPr>
-          <w:rFonts w:hint="eastAsia"/>
-          <w:lang w:val="en-US" w:eastAsia="zh-CN"/>
-        </w:rPr>
-      </w:pPr>
-      <w:r>
-        <w:rPr>
-          <w:rFonts w:hint="eastAsia"/>
-          <w:lang w:val="en-US" w:eastAsia="zh-CN"/>
-        </w:rPr>
-        <w:t>常见异常</w:t>
-      </w:r>
-    </w:p>
+        <w:bidi w:val="0"/>
+        <w:rPr>
+          <w:rFonts w:hint="eastAsia"/>
+          <w:lang w:val="en-US" w:eastAsia="zh-CN"/>
+        </w:rPr>
+      </w:pPr>
+      <w:r>
+        <w:rPr>
+          <w:rFonts w:hint="eastAsia"/>
+          <w:lang w:val="en-US" w:eastAsia="zh-CN"/>
+        </w:rPr>
+        <w:t>MYSQL监控</w:t>
+      </w:r>
+    </w:p>
+    <w:tbl>
+      <w:tblPr>
+        <w:tblStyle w:val="7"/>
+        <w:tblW w:w="0" w:type="auto"/>
+        <w:tblInd w:w="0" w:type="dxa"/>
+        <w:tblBorders>
+          <w:top w:val="single" w:color="auto" w:sz="4" w:space="0"/>
+          <w:left w:val="single" w:color="auto" w:sz="4" w:space="0"/>
+          <w:bottom w:val="single" w:color="auto" w:sz="4" w:space="0"/>
+          <w:right w:val="single" w:color="auto" w:sz="4" w:space="0"/>
+          <w:insideH w:val="single" w:color="auto" w:sz="4" w:space="0"/>
+          <w:insideV w:val="single" w:color="auto" w:sz="4" w:space="0"/>
+        </w:tblBorders>
+        <w:tblLayout w:type="autofit"/>
+        <w:tblCellMar>
+          <w:top w:w="0" w:type="dxa"/>
+          <w:left w:w="108" w:type="dxa"/>
+          <w:bottom w:w="0" w:type="dxa"/>
+          <w:right w:w="108" w:type="dxa"/>
+        </w:tblCellMar>
+      </w:tblPr>
+      <w:tblGrid>
+        <w:gridCol w:w="4261"/>
+        <w:gridCol w:w="4261"/>
+      </w:tblGrid>
+      <w:tr>
+        <w:tblPrEx>
+          <w:tblBorders>
+            <w:top w:val="single" w:color="auto" w:sz="4" w:space="0"/>
+            <w:left w:val="single" w:color="auto" w:sz="4" w:space="0"/>
+            <w:bottom w:val="single" w:color="auto" w:sz="4" w:space="0"/>
+            <w:right w:val="single" w:color="auto" w:sz="4" w:space="0"/>
+            <w:insideH w:val="single" w:color="auto" w:sz="4" w:space="0"/>
+            <w:insideV w:val="single" w:color="auto" w:sz="4" w:space="0"/>
+          </w:tblBorders>
+          <w:tblCellMar>
+            <w:top w:w="0" w:type="dxa"/>
+            <w:left w:w="108" w:type="dxa"/>
+            <w:bottom w:w="0" w:type="dxa"/>
+            <w:right w:w="108" w:type="dxa"/>
+          </w:tblCellMar>
+        </w:tblPrEx>
+        <w:tc>
+          <w:tcPr>
+            <w:tcW w:w="4261" w:type="dxa"/>
+          </w:tcPr>
+          <w:p>
+            <w:pPr>
+              <w:numPr>
+                <w:ilvl w:val="0"/>
+                <w:numId w:val="0"/>
+              </w:numPr>
+              <w:rPr>
+                <w:rFonts w:hint="default"/>
+                <w:vertAlign w:val="baseline"/>
+                <w:lang w:val="en-US" w:eastAsia="zh-CN"/>
+              </w:rPr>
+            </w:pPr>
+            <w:r>
+              <w:rPr>
+                <w:rFonts w:hint="eastAsia"/>
+                <w:vertAlign w:val="baseline"/>
+                <w:lang w:val="en-US" w:eastAsia="zh-CN"/>
+              </w:rPr>
+              <w:t>指令</w:t>
+            </w:r>
+          </w:p>
+        </w:tc>
+        <w:tc>
+          <w:tcPr>
+            <w:tcW w:w="4261" w:type="dxa"/>
+          </w:tcPr>
+          <w:p>
+            <w:pPr>
+              <w:numPr>
+                <w:ilvl w:val="0"/>
+                <w:numId w:val="0"/>
+              </w:numPr>
+              <w:rPr>
+                <w:rFonts w:hint="default"/>
+                <w:vertAlign w:val="baseline"/>
+                <w:lang w:val="en-US" w:eastAsia="zh-CN"/>
+              </w:rPr>
+            </w:pPr>
+            <w:r>
+              <w:rPr>
+                <w:rFonts w:hint="eastAsia"/>
+                <w:vertAlign w:val="baseline"/>
+                <w:lang w:val="en-US" w:eastAsia="zh-CN"/>
+              </w:rPr>
+              <w:t>备注</w:t>
+            </w:r>
+          </w:p>
+        </w:tc>
+      </w:tr>
+      <w:tr>
+        <w:tblPrEx>
+          <w:tblBorders>
+            <w:top w:val="single" w:color="auto" w:sz="4" w:space="0"/>
+            <w:left w:val="single" w:color="auto" w:sz="4" w:space="0"/>
+            <w:bottom w:val="single" w:color="auto" w:sz="4" w:space="0"/>
+            <w:right w:val="single" w:color="auto" w:sz="4" w:space="0"/>
+            <w:insideH w:val="single" w:color="auto" w:sz="4" w:space="0"/>
+            <w:insideV w:val="single" w:color="auto" w:sz="4" w:space="0"/>
+          </w:tblBorders>
+          <w:tblCellMar>
+            <w:top w:w="0" w:type="dxa"/>
+            <w:left w:w="108" w:type="dxa"/>
+            <w:bottom w:w="0" w:type="dxa"/>
+            <w:right w:w="108" w:type="dxa"/>
+          </w:tblCellMar>
+        </w:tblPrEx>
+        <w:tc>
+          <w:tcPr>
+            <w:tcW w:w="4261" w:type="dxa"/>
+          </w:tcPr>
+          <w:p>
+            <w:pPr>
+              <w:numPr>
+                <w:ilvl w:val="0"/>
+                <w:numId w:val="0"/>
+              </w:numPr>
+              <w:rPr>
+                <w:rFonts w:hint="default"/>
+                <w:vertAlign w:val="baseline"/>
+                <w:lang w:val="en-US" w:eastAsia="zh-CN"/>
+              </w:rPr>
+            </w:pPr>
+            <w:r>
+              <w:rPr>
+                <w:rFonts w:hint="default"/>
+                <w:vertAlign w:val="baseline"/>
+                <w:lang w:val="en-US" w:eastAsia="zh-CN"/>
+              </w:rPr>
+              <w:t>show status</w:t>
+            </w:r>
+          </w:p>
+        </w:tc>
+        <w:tc>
+          <w:tcPr>
+            <w:tcW w:w="4261" w:type="dxa"/>
+          </w:tcPr>
+          <w:p>
+            <w:pPr>
+              <w:numPr>
+                <w:ilvl w:val="0"/>
+                <w:numId w:val="0"/>
+              </w:numPr>
+              <w:rPr>
+                <w:rFonts w:hint="default"/>
+                <w:vertAlign w:val="baseline"/>
+                <w:lang w:val="en-US" w:eastAsia="zh-CN"/>
+              </w:rPr>
+            </w:pPr>
+            <w:r>
+              <w:rPr>
+                <w:rFonts w:hint="eastAsia"/>
+                <w:vertAlign w:val="baseline"/>
+                <w:lang w:val="en-US" w:eastAsia="zh-CN"/>
+              </w:rPr>
+              <w:t>查看mysql所有参数值</w:t>
+            </w:r>
+          </w:p>
+        </w:tc>
+      </w:tr>
+      <w:tr>
+        <w:tblPrEx>
+          <w:tblBorders>
+            <w:top w:val="single" w:color="auto" w:sz="4" w:space="0"/>
+            <w:left w:val="single" w:color="auto" w:sz="4" w:space="0"/>
+            <w:bottom w:val="single" w:color="auto" w:sz="4" w:space="0"/>
+            <w:right w:val="single" w:color="auto" w:sz="4" w:space="0"/>
+            <w:insideH w:val="single" w:color="auto" w:sz="4" w:space="0"/>
+            <w:insideV w:val="single" w:color="auto" w:sz="4" w:space="0"/>
+          </w:tblBorders>
+          <w:tblCellMar>
+            <w:top w:w="0" w:type="dxa"/>
+            <w:left w:w="108" w:type="dxa"/>
+            <w:bottom w:w="0" w:type="dxa"/>
+            <w:right w:w="108" w:type="dxa"/>
+          </w:tblCellMar>
+        </w:tblPrEx>
+        <w:tc>
+          <w:tcPr>
+            <w:tcW w:w="4261" w:type="dxa"/>
+          </w:tcPr>
+          <w:p>
+            <w:pPr>
+              <w:numPr>
+                <w:ilvl w:val="0"/>
+                <w:numId w:val="0"/>
+              </w:numPr>
+              <w:rPr>
+                <w:rFonts w:hint="default"/>
+                <w:vertAlign w:val="baseline"/>
+                <w:lang w:val="en-US" w:eastAsia="zh-CN"/>
+              </w:rPr>
+            </w:pPr>
+            <w:r>
+              <w:rPr>
+                <w:rFonts w:hint="default"/>
+                <w:vertAlign w:val="baseline"/>
+                <w:lang w:val="en-US" w:eastAsia="zh-CN"/>
+              </w:rPr>
+              <w:t>SHOW VARIABLES LIKE 'max_connections';</w:t>
+            </w:r>
+          </w:p>
+        </w:tc>
+        <w:tc>
+          <w:tcPr>
+            <w:tcW w:w="4261" w:type="dxa"/>
+          </w:tcPr>
+          <w:p>
+            <w:pPr>
+              <w:numPr>
+                <w:ilvl w:val="0"/>
+                <w:numId w:val="0"/>
+              </w:numPr>
+              <w:rPr>
+                <w:rFonts w:hint="default"/>
+                <w:vertAlign w:val="baseline"/>
+                <w:lang w:val="en-US" w:eastAsia="zh-CN"/>
+              </w:rPr>
+            </w:pPr>
+            <w:r>
+              <w:rPr>
+                <w:rFonts w:hint="eastAsia"/>
+                <w:vertAlign w:val="baseline"/>
+                <w:lang w:val="en-US" w:eastAsia="zh-CN"/>
+              </w:rPr>
+              <w:t>查看最大连接数</w:t>
+            </w:r>
+          </w:p>
+        </w:tc>
+      </w:tr>
+      <w:tr>
+        <w:tblPrEx>
+          <w:tblBorders>
+            <w:top w:val="single" w:color="auto" w:sz="4" w:space="0"/>
+            <w:left w:val="single" w:color="auto" w:sz="4" w:space="0"/>
+            <w:bottom w:val="single" w:color="auto" w:sz="4" w:space="0"/>
+            <w:right w:val="single" w:color="auto" w:sz="4" w:space="0"/>
+            <w:insideH w:val="single" w:color="auto" w:sz="4" w:space="0"/>
+            <w:insideV w:val="single" w:color="auto" w:sz="4" w:space="0"/>
+          </w:tblBorders>
+          <w:tblCellMar>
+            <w:top w:w="0" w:type="dxa"/>
+            <w:left w:w="108" w:type="dxa"/>
+            <w:bottom w:w="0" w:type="dxa"/>
+            <w:right w:w="108" w:type="dxa"/>
+          </w:tblCellMar>
+        </w:tblPrEx>
+        <w:tc>
+          <w:tcPr>
+            <w:tcW w:w="4261" w:type="dxa"/>
+          </w:tcPr>
+          <w:p>
+            <w:pPr>
+              <w:numPr>
+                <w:ilvl w:val="0"/>
+                <w:numId w:val="0"/>
+              </w:numPr>
+              <w:rPr>
+                <w:rFonts w:hint="default"/>
+                <w:vertAlign w:val="baseline"/>
+                <w:lang w:val="en-US" w:eastAsia="zh-CN"/>
+              </w:rPr>
+            </w:pPr>
+            <w:r>
+              <w:rPr>
+                <w:rFonts w:hint="default"/>
+                <w:vertAlign w:val="baseline"/>
+                <w:lang w:val="en-US" w:eastAsia="zh-CN"/>
+              </w:rPr>
+              <w:t xml:space="preserve">show status like "%Threads_connect%"; </w:t>
+            </w:r>
+          </w:p>
+        </w:tc>
+        <w:tc>
+          <w:tcPr>
+            <w:tcW w:w="4261" w:type="dxa"/>
+          </w:tcPr>
+          <w:p>
+            <w:pPr>
+              <w:numPr>
+                <w:ilvl w:val="0"/>
+                <w:numId w:val="0"/>
+              </w:numPr>
+              <w:rPr>
+                <w:rFonts w:hint="default"/>
+                <w:vertAlign w:val="baseline"/>
+                <w:lang w:val="en-US" w:eastAsia="zh-CN"/>
+              </w:rPr>
+            </w:pPr>
+            <w:r>
+              <w:rPr>
+                <w:rFonts w:hint="eastAsia"/>
+                <w:vertAlign w:val="baseline"/>
+                <w:lang w:val="en-US" w:eastAsia="zh-CN"/>
+              </w:rPr>
+              <w:t>查看目前活跃线程数</w:t>
+            </w:r>
+          </w:p>
+        </w:tc>
+      </w:tr>
+      <w:tr>
+        <w:tblPrEx>
+          <w:tblBorders>
+            <w:top w:val="single" w:color="auto" w:sz="4" w:space="0"/>
+            <w:left w:val="single" w:color="auto" w:sz="4" w:space="0"/>
+            <w:bottom w:val="single" w:color="auto" w:sz="4" w:space="0"/>
+            <w:right w:val="single" w:color="auto" w:sz="4" w:space="0"/>
+            <w:insideH w:val="single" w:color="auto" w:sz="4" w:space="0"/>
+            <w:insideV w:val="single" w:color="auto" w:sz="4" w:space="0"/>
+          </w:tblBorders>
+          <w:tblCellMar>
+            <w:top w:w="0" w:type="dxa"/>
+            <w:left w:w="108" w:type="dxa"/>
+            <w:bottom w:w="0" w:type="dxa"/>
+            <w:right w:w="108" w:type="dxa"/>
+          </w:tblCellMar>
+        </w:tblPrEx>
+        <w:tc>
+          <w:tcPr>
+            <w:tcW w:w="4261" w:type="dxa"/>
+          </w:tcPr>
+          <w:p>
+            <w:pPr>
+              <w:numPr>
+                <w:ilvl w:val="0"/>
+                <w:numId w:val="0"/>
+              </w:numPr>
+              <w:rPr>
+                <w:rFonts w:hint="default"/>
+                <w:vertAlign w:val="baseline"/>
+                <w:lang w:val="en-US" w:eastAsia="zh-CN"/>
+              </w:rPr>
+            </w:pPr>
+            <w:r>
+              <w:rPr>
+                <w:rFonts w:hint="default"/>
+                <w:vertAlign w:val="baseline"/>
+                <w:lang w:val="en-US" w:eastAsia="zh-CN"/>
+              </w:rPr>
+              <w:t>show full PROCESSLIST;</w:t>
+            </w:r>
+          </w:p>
+        </w:tc>
+        <w:tc>
+          <w:tcPr>
+            <w:tcW w:w="4261" w:type="dxa"/>
+          </w:tcPr>
+          <w:p>
+            <w:pPr>
+              <w:numPr>
+                <w:ilvl w:val="0"/>
+                <w:numId w:val="0"/>
+              </w:numPr>
+              <w:rPr>
+                <w:rFonts w:hint="eastAsia"/>
+                <w:vertAlign w:val="baseline"/>
+                <w:lang w:val="en-US" w:eastAsia="zh-CN"/>
+              </w:rPr>
+            </w:pPr>
+            <w:r>
+              <w:rPr>
+                <w:rFonts w:hint="eastAsia"/>
+                <w:vertAlign w:val="baseline"/>
+                <w:lang w:val="en-US" w:eastAsia="zh-CN"/>
+              </w:rPr>
+              <w:t>查看目前活跃数</w:t>
+            </w:r>
+          </w:p>
+        </w:tc>
+      </w:tr>
+      <w:tr>
+        <w:tblPrEx>
+          <w:tblBorders>
+            <w:top w:val="single" w:color="auto" w:sz="4" w:space="0"/>
+            <w:left w:val="single" w:color="auto" w:sz="4" w:space="0"/>
+            <w:bottom w:val="single" w:color="auto" w:sz="4" w:space="0"/>
+            <w:right w:val="single" w:color="auto" w:sz="4" w:space="0"/>
+            <w:insideH w:val="single" w:color="auto" w:sz="4" w:space="0"/>
+            <w:insideV w:val="single" w:color="auto" w:sz="4" w:space="0"/>
+          </w:tblBorders>
+          <w:tblCellMar>
+            <w:top w:w="0" w:type="dxa"/>
+            <w:left w:w="108" w:type="dxa"/>
+            <w:bottom w:w="0" w:type="dxa"/>
+            <w:right w:w="108" w:type="dxa"/>
+          </w:tblCellMar>
+        </w:tblPrEx>
+        <w:trPr>
+          <w:trHeight w:val="915" w:hRule="atLeast"/>
+        </w:trPr>
+        <w:tc>
+          <w:tcPr>
+            <w:tcW w:w="4261" w:type="dxa"/>
+          </w:tcPr>
+          <w:p>
+            <w:pPr>
+              <w:numPr>
+                <w:ilvl w:val="0"/>
+                <w:numId w:val="0"/>
+              </w:numPr>
+              <w:jc w:val="left"/>
+              <w:rPr>
+                <w:rFonts w:hint="default"/>
+                <w:vertAlign w:val="baseline"/>
+                <w:lang w:val="en-US" w:eastAsia="zh-CN"/>
+              </w:rPr>
+            </w:pPr>
+            <w:r>
+              <w:rPr>
+                <w:rFonts w:hint="default"/>
+                <w:vertAlign w:val="baseline"/>
+                <w:lang w:val="en-US" w:eastAsia="zh-CN"/>
+              </w:rPr>
+              <w:t>SELECT</w:t>
+            </w:r>
+            <w:r>
+              <w:rPr>
+                <w:rFonts w:hint="eastAsia"/>
+                <w:vertAlign w:val="baseline"/>
+                <w:lang w:val="en-US" w:eastAsia="zh-CN"/>
+              </w:rPr>
+              <w:t xml:space="preserve"> </w:t>
+            </w:r>
+            <w:r>
+              <w:rPr>
+                <w:rFonts w:hint="default"/>
+                <w:vertAlign w:val="baseline"/>
+                <w:lang w:val="en-US" w:eastAsia="zh-CN"/>
+              </w:rPr>
+              <w:t>*</w:t>
+            </w:r>
+            <w:r>
+              <w:rPr>
+                <w:rFonts w:hint="eastAsia"/>
+                <w:vertAlign w:val="baseline"/>
+                <w:lang w:val="en-US" w:eastAsia="zh-CN"/>
+              </w:rPr>
+              <w:t xml:space="preserve"> </w:t>
+            </w:r>
+            <w:r>
+              <w:rPr>
+                <w:rFonts w:hint="default"/>
+                <w:vertAlign w:val="baseline"/>
+                <w:lang w:val="en-US" w:eastAsia="zh-CN"/>
+              </w:rPr>
+              <w:t>FROM</w:t>
+            </w:r>
+            <w:r>
+              <w:rPr>
+                <w:rFonts w:hint="eastAsia"/>
+                <w:vertAlign w:val="baseline"/>
+                <w:lang w:val="en-US" w:eastAsia="zh-CN"/>
+              </w:rPr>
+              <w:t xml:space="preserve"> </w:t>
+            </w:r>
+            <w:r>
+              <w:rPr>
+                <w:rFonts w:hint="default"/>
+                <w:vertAlign w:val="baseline"/>
+                <w:lang w:val="en-US" w:eastAsia="zh-CN"/>
+              </w:rPr>
+              <w:t>information_schema.PROCESSLIST WHERE db='</w:t>
+            </w:r>
+            <w:r>
+              <w:rPr>
+                <w:rFonts w:hint="eastAsia"/>
+                <w:vertAlign w:val="baseline"/>
+                <w:lang w:val="en-US" w:eastAsia="zh-CN"/>
+              </w:rPr>
+              <w:t>database</w:t>
+            </w:r>
+            <w:r>
+              <w:rPr>
+                <w:rFonts w:hint="default"/>
+                <w:vertAlign w:val="baseline"/>
+                <w:lang w:val="en-US" w:eastAsia="zh-CN"/>
+              </w:rPr>
+              <w:t>'</w:t>
+            </w:r>
+          </w:p>
+        </w:tc>
+        <w:tc>
+          <w:tcPr>
+            <w:tcW w:w="4261" w:type="dxa"/>
+          </w:tcPr>
+          <w:p>
+            <w:pPr>
+              <w:numPr>
+                <w:ilvl w:val="0"/>
+                <w:numId w:val="0"/>
+              </w:numPr>
+              <w:rPr>
+                <w:rFonts w:hint="default"/>
+                <w:vertAlign w:val="baseline"/>
+                <w:lang w:val="en-US" w:eastAsia="zh-CN"/>
+              </w:rPr>
+            </w:pPr>
+            <w:r>
+              <w:rPr>
+                <w:rFonts w:hint="eastAsia"/>
+                <w:vertAlign w:val="baseline"/>
+                <w:lang w:val="en-US" w:eastAsia="zh-CN"/>
+              </w:rPr>
+              <w:t>查看对应数据库连接数</w:t>
+            </w:r>
+          </w:p>
+        </w:tc>
+      </w:tr>
+      <w:tr>
+        <w:tblPrEx>
+          <w:tblBorders>
+            <w:top w:val="single" w:color="auto" w:sz="4" w:space="0"/>
+            <w:left w:val="single" w:color="auto" w:sz="4" w:space="0"/>
+            <w:bottom w:val="single" w:color="auto" w:sz="4" w:space="0"/>
+            <w:right w:val="single" w:color="auto" w:sz="4" w:space="0"/>
+            <w:insideH w:val="single" w:color="auto" w:sz="4" w:space="0"/>
+            <w:insideV w:val="single" w:color="auto" w:sz="4" w:space="0"/>
+          </w:tblBorders>
+          <w:tblCellMar>
+            <w:top w:w="0" w:type="dxa"/>
+            <w:left w:w="108" w:type="dxa"/>
+            <w:bottom w:w="0" w:type="dxa"/>
+            <w:right w:w="108" w:type="dxa"/>
+          </w:tblCellMar>
+        </w:tblPrEx>
+        <w:tc>
+          <w:tcPr>
+            <w:tcW w:w="4261" w:type="dxa"/>
+          </w:tcPr>
+          <w:p>
+            <w:pPr>
+              <w:numPr>
+                <w:ilvl w:val="0"/>
+                <w:numId w:val="0"/>
+              </w:numPr>
+              <w:jc w:val="left"/>
+              <w:rPr>
+                <w:rFonts w:hint="default"/>
+                <w:vertAlign w:val="baseline"/>
+                <w:lang w:val="en-US" w:eastAsia="zh-CN"/>
+              </w:rPr>
+            </w:pPr>
+            <w:r>
+              <w:rPr>
+                <w:rFonts w:hint="default"/>
+                <w:vertAlign w:val="baseline"/>
+                <w:lang w:val="en-US" w:eastAsia="zh-CN"/>
+              </w:rPr>
+              <w:t>Mysqlbinlog</w:t>
+            </w:r>
+            <w:r>
+              <w:rPr>
+                <w:rFonts w:hint="eastAsia"/>
+                <w:vertAlign w:val="baseline"/>
+                <w:lang w:val="en-US" w:eastAsia="zh-CN"/>
+              </w:rPr>
+              <w:t xml:space="preserve"> </w:t>
+            </w:r>
+            <w:r>
+              <w:rPr>
+                <w:rFonts w:hint="default"/>
+                <w:vertAlign w:val="baseline"/>
+                <w:lang w:val="en-US" w:eastAsia="zh-CN"/>
+              </w:rPr>
+              <w:t>-v --no-defaults --database=</w:t>
+            </w:r>
+            <w:r>
+              <w:rPr>
+                <w:rFonts w:hint="eastAsia"/>
+                <w:vertAlign w:val="baseline"/>
+                <w:lang w:val="en-US" w:eastAsia="zh-CN"/>
+              </w:rPr>
+              <w:t>db</w:t>
+            </w:r>
+            <w:bookmarkStart w:id="0" w:name="_GoBack"/>
+            <w:bookmarkEnd w:id="0"/>
+            <w:r>
+              <w:rPr>
+                <w:rFonts w:hint="default"/>
+                <w:vertAlign w:val="baseline"/>
+                <w:lang w:val="en-US" w:eastAsia="zh-CN"/>
+              </w:rPr>
+              <w:t xml:space="preserve">  binlogs.000078 |grep update |more </w:t>
+            </w:r>
+          </w:p>
+        </w:tc>
+        <w:tc>
+          <w:tcPr>
+            <w:tcW w:w="4261" w:type="dxa"/>
+          </w:tcPr>
+          <w:p>
+            <w:pPr>
+              <w:numPr>
+                <w:ilvl w:val="0"/>
+                <w:numId w:val="0"/>
+              </w:numPr>
+              <w:rPr>
+                <w:rFonts w:hint="eastAsia"/>
+                <w:vertAlign w:val="baseline"/>
+                <w:lang w:val="en-US" w:eastAsia="zh-CN"/>
+              </w:rPr>
+            </w:pPr>
+            <w:r>
+              <w:rPr>
+                <w:rFonts w:hint="default"/>
+                <w:vertAlign w:val="baseline"/>
+                <w:lang w:val="en-US" w:eastAsia="zh-CN"/>
+              </w:rPr>
+              <w:t>查看binlog的内容</w:t>
+            </w:r>
+          </w:p>
+        </w:tc>
+      </w:tr>
+      <w:tr>
+        <w:tblPrEx>
+          <w:tblBorders>
+            <w:top w:val="single" w:color="auto" w:sz="4" w:space="0"/>
+            <w:left w:val="single" w:color="auto" w:sz="4" w:space="0"/>
+            <w:bottom w:val="single" w:color="auto" w:sz="4" w:space="0"/>
+            <w:right w:val="single" w:color="auto" w:sz="4" w:space="0"/>
+            <w:insideH w:val="single" w:color="auto" w:sz="4" w:space="0"/>
+            <w:insideV w:val="single" w:color="auto" w:sz="4" w:space="0"/>
+          </w:tblBorders>
+          <w:tblCellMar>
+            <w:top w:w="0" w:type="dxa"/>
+            <w:left w:w="108" w:type="dxa"/>
+            <w:bottom w:w="0" w:type="dxa"/>
+            <w:right w:w="108" w:type="dxa"/>
+          </w:tblCellMar>
+        </w:tblPrEx>
+        <w:tc>
+          <w:tcPr>
+            <w:tcW w:w="4261" w:type="dxa"/>
+          </w:tcPr>
+          <w:p>
+            <w:pPr>
+              <w:numPr>
+                <w:ilvl w:val="0"/>
+                <w:numId w:val="0"/>
+              </w:numPr>
+              <w:rPr>
+                <w:rFonts w:hint="default"/>
+                <w:vertAlign w:val="baseline"/>
+                <w:lang w:val="en-US" w:eastAsia="zh-CN"/>
+              </w:rPr>
+            </w:pPr>
+          </w:p>
+        </w:tc>
+        <w:tc>
+          <w:tcPr>
+            <w:tcW w:w="4261" w:type="dxa"/>
+          </w:tcPr>
+          <w:p>
+            <w:pPr>
+              <w:numPr>
+                <w:ilvl w:val="0"/>
+                <w:numId w:val="0"/>
+              </w:numPr>
+              <w:rPr>
+                <w:rFonts w:hint="eastAsia"/>
+                <w:vertAlign w:val="baseline"/>
+                <w:lang w:val="en-US" w:eastAsia="zh-CN"/>
+              </w:rPr>
+            </w:pPr>
+          </w:p>
+        </w:tc>
+      </w:tr>
+    </w:tbl>
     <w:p>
       <w:pPr>
         <w:numPr>
           <w:ilvl w:val="0"/>
           <w:numId w:val="0"/>
         </w:numPr>
-        <w:rPr>
-          <w:rFonts w:hint="eastAsia"/>
-          <w:lang w:val="en-US" w:eastAsia="zh-CN"/>
-        </w:rPr>
-      </w:pPr>
+        <w:ind w:firstLine="420" w:firstLineChars="0"/>
+        <w:rPr>
+          <w:rFonts w:hint="default"/>
+          <w:lang w:val="en-US" w:eastAsia="zh-CN"/>
+        </w:rPr>
+      </w:pPr>
+    </w:p>
+    <w:p>
+      <w:pPr>
+        <w:pStyle w:val="2"/>
+        <w:bidi w:val="0"/>
+        <w:rPr>
+          <w:rFonts w:hint="eastAsia"/>
+          <w:lang w:val="en-US" w:eastAsia="zh-CN"/>
+        </w:rPr>
+      </w:pPr>
+      <w:r>
+        <w:rPr>
+          <w:rFonts w:hint="eastAsia"/>
+          <w:lang w:val="en-US" w:eastAsia="zh-CN"/>
+        </w:rPr>
+        <w:t>二、常见异常</w:t>
+      </w:r>
     </w:p>
     <w:p>
       <w:pPr>
@@ -41,6 +734,16 @@
         </w:numPr>
         <w:rPr>
           <w:rFonts w:hint="eastAsia"/>
+          <w:lang w:val="en-US" w:eastAsia="zh-CN"/>
+        </w:rPr>
+      </w:pPr>
+    </w:p>
+    <w:p>
+      <w:pPr>
+        <w:pStyle w:val="4"/>
+        <w:bidi w:val="0"/>
+        <w:rPr>
+          <w:rFonts w:hint="eastAsia"/>
         </w:rPr>
       </w:pPr>
       <w:r>
@@ -68,12 +771,20 @@
       <w:pPr>
         <w:rPr>
           <w:rFonts w:hint="eastAsia"/>
-          <w:lang w:val="en-US" w:eastAsia="zh-CN"/>
-        </w:rPr>
-      </w:pPr>
-      <w:r>
-        <w:rPr>
-          <w:rFonts w:hint="eastAsia"/>
+          <w:b/>
+          <w:bCs/>
+          <w:i/>
+          <w:iCs/>
+          <w:lang w:val="en-US" w:eastAsia="zh-CN"/>
+        </w:rPr>
+      </w:pPr>
+      <w:r>
+        <w:rPr>
+          <w:rFonts w:hint="eastAsia"/>
+          <w:b/>
+          <w:bCs/>
+          <w:i/>
+          <w:iCs/>
           <w:lang w:val="en-US" w:eastAsia="zh-CN"/>
         </w:rPr>
         <w:t>处理方式:</w:t>
@@ -751,12 +1462,16 @@
         <w:ind w:leftChars="0"/>
         <w:rPr>
           <w:rFonts w:hint="default"/>
-          <w:lang w:val="en-US" w:eastAsia="zh-CN"/>
-        </w:rPr>
-      </w:pPr>
-      <w:r>
-        <w:rPr>
-          <w:rFonts w:hint="eastAsia"/>
+          <w:b/>
+          <w:bCs/>
+          <w:lang w:val="en-US" w:eastAsia="zh-CN"/>
+        </w:rPr>
+      </w:pPr>
+      <w:r>
+        <w:rPr>
+          <w:rFonts w:hint="eastAsia"/>
+          <w:b/>
+          <w:bCs/>
           <w:lang w:val="en-US" w:eastAsia="zh-CN"/>
         </w:rPr>
         <w:t xml:space="preserve">类型二、deadlock(死锁) </w:t>
@@ -764,6 +1479,8 @@
       <w:r>
         <w:rPr>
           <w:rFonts w:hint="default"/>
+          <w:b/>
+          <w:bCs/>
           <w:lang w:val="en-US" w:eastAsia="zh-CN"/>
         </w:rPr>
         <w:t>Deadlock found when trying to get lock; try restarting transaction</w:t>
@@ -1167,7 +1884,7 @@
       <w:pPr>
         <w:numPr>
           <w:ilvl w:val="0"/>
-          <w:numId w:val="1"/>
+          <w:numId w:val="2"/>
         </w:numPr>
         <w:ind w:left="0" w:leftChars="0" w:firstLine="0" w:firstLineChars="0"/>
         <w:rPr>
@@ -1187,7 +1904,7 @@
       <w:pPr>
         <w:numPr>
           <w:ilvl w:val="0"/>
-          <w:numId w:val="2"/>
+          <w:numId w:val="3"/>
         </w:numPr>
         <w:ind w:leftChars="0"/>
         <w:rPr>
@@ -1233,7 +1950,7 @@
     </w:p>
     <w:p>
       <w:pPr>
-        <w:pStyle w:val="3"/>
+        <w:pStyle w:val="5"/>
         <w:shd w:val="clear" w:color="auto" w:fill="FFFFFF"/>
         <w:spacing w:beforeLines="0" w:afterLines="0"/>
         <w:rPr>
@@ -1524,8 +2241,6 @@
         </w:rPr>
         <w:t>mysql的binlog:主要用于主从复制和数据恢复</w:t>
       </w:r>
-      <w:bookmarkStart w:id="0" w:name="_GoBack"/>
-      <w:bookmarkEnd w:id="0"/>
     </w:p>
     <w:p>
       <w:pPr>
@@ -1608,6 +2323,17 @@
       <w:pPr>
         <w:spacing w:beforeLines="0" w:afterLines="0"/>
         <w:rPr>
+          <w:rFonts w:hint="eastAsia"/>
+          <w:sz w:val="21"/>
+          <w:szCs w:val="24"/>
+          <w:lang w:val="en-US" w:eastAsia="zh-CN"/>
+        </w:rPr>
+      </w:pPr>
+    </w:p>
+    <w:p>
+      <w:pPr>
+        <w:spacing w:beforeLines="0" w:afterLines="0"/>
+        <w:rPr>
           <w:rFonts w:hint="default"/>
           <w:sz w:val="21"/>
           <w:szCs w:val="24"/>
@@ -1665,7 +2391,7 @@
     </w:p>
     <w:p>
       <w:pPr>
-        <w:pStyle w:val="3"/>
+        <w:pStyle w:val="5"/>
         <w:shd w:val="clear" w:color="auto" w:fill="FFFFFF"/>
         <w:spacing w:beforeLines="0" w:afterLines="0"/>
         <w:rPr>
@@ -1682,6 +2408,7 @@
       <w:pPr>
         <w:widowControl w:val="0"/>
         <w:numPr>
+          <w:ilvl w:val="0"/>
           <w:numId w:val="0"/>
         </w:numPr>
         <w:jc w:val="both"/>
@@ -1694,6 +2421,7 @@
     <w:p>
       <w:pPr>
         <w:numPr>
+          <w:ilvl w:val="0"/>
           <w:numId w:val="0"/>
         </w:numPr>
         <w:ind w:leftChars="0"/>
@@ -1715,7 +2443,7 @@
       <w:pPr>
         <w:numPr>
           <w:ilvl w:val="0"/>
-          <w:numId w:val="1"/>
+          <w:numId w:val="2"/>
         </w:numPr>
         <w:ind w:left="0" w:leftChars="0" w:firstLine="0" w:firstLineChars="0"/>
         <w:rPr>
@@ -1749,7 +2477,7 @@
     <w:p>
       <w:pPr>
         <w:rPr>
-          <w:rFonts w:hint="default"/>
+          <w:rFonts w:hint="eastAsia"/>
           <w:lang w:val="en-US" w:eastAsia="zh-CN"/>
         </w:rPr>
       </w:pPr>
@@ -1760,6 +2488,22 @@
         </w:rPr>
         <w:t xml:space="preserve">如： update table a join (select *  from table2) b on a.field1=b.field1 set a.field2=b.fiels2; </w:t>
       </w:r>
+    </w:p>
+    <w:p>
+      <w:pPr>
+        <w:rPr>
+          <w:rFonts w:hint="eastAsia"/>
+          <w:lang w:val="en-US" w:eastAsia="zh-CN"/>
+        </w:rPr>
+      </w:pPr>
+    </w:p>
+    <w:p>
+      <w:pPr>
+        <w:rPr>
+          <w:rFonts w:hint="default"/>
+          <w:lang w:val="en-US" w:eastAsia="zh-CN"/>
+        </w:rPr>
+      </w:pPr>
     </w:p>
     <w:sectPr>
       <w:pgSz w:w="11906" w:h="16838"/>
@@ -1800,10 +2544,28 @@
       <w:lvlJc w:val="left"/>
     </w:lvl>
   </w:abstractNum>
+  <w:abstractNum w:abstractNumId="2">
+    <w:nsid w:val="6CBA42E7"/>
+    <w:multiLevelType w:val="singleLevel"/>
+    <w:tmpl w:val="6CBA42E7"/>
+    <w:lvl w:ilvl="0" w:tentative="0">
+      <w:start w:val="1"/>
+      <w:numFmt w:val="chineseCounting"/>
+      <w:suff w:val="nothing"/>
+      <w:lvlText w:val="%1、"/>
+      <w:lvlJc w:val="left"/>
+      <w:rPr>
+        <w:rFonts w:hint="eastAsia"/>
+      </w:rPr>
+    </w:lvl>
+  </w:abstractNum>
   <w:num w:numId="1">
+    <w:abstractNumId w:val="2"/>
+  </w:num>
+  <w:num w:numId="2">
     <w:abstractNumId w:val="0"/>
   </w:num>
-  <w:num w:numId="2">
+  <w:num w:numId="3">
     <w:abstractNumId w:val="1"/>
   </w:num>
 </w:numbering>
@@ -1822,8 +2584,8 @@
   <w:latentStyles w:count="260" w:defQFormat="0" w:defUnhideWhenUsed="1" w:defSemiHidden="1" w:defUIPriority="99" w:defLockedState="0">
     <w:lsdException w:qFormat="1" w:unhideWhenUsed="0" w:uiPriority="0" w:semiHidden="0" w:name="Normal"/>
     <w:lsdException w:qFormat="1" w:uiPriority="99" w:semiHidden="0" w:name="heading 1"/>
-    <w:lsdException w:qFormat="1" w:uiPriority="0" w:name="heading 2"/>
-    <w:lsdException w:qFormat="1" w:uiPriority="0" w:name="heading 3"/>
+    <w:lsdException w:qFormat="1" w:uiPriority="0" w:semiHidden="0" w:name="heading 2"/>
+    <w:lsdException w:qFormat="1" w:uiPriority="0" w:semiHidden="0" w:name="heading 3"/>
     <w:lsdException w:qFormat="1" w:uiPriority="0" w:name="heading 4"/>
     <w:lsdException w:qFormat="1" w:uiPriority="0" w:name="heading 5"/>
     <w:lsdException w:qFormat="1" w:uiPriority="0" w:name="heading 6"/>
@@ -1885,7 +2647,7 @@
     <w:lsdException w:qFormat="1" w:unhideWhenUsed="0" w:uiPriority="0" w:semiHidden="0" w:name="Title"/>
     <w:lsdException w:unhideWhenUsed="0" w:uiPriority="0" w:semiHidden="0" w:name="Closing"/>
     <w:lsdException w:unhideWhenUsed="0" w:uiPriority="0" w:semiHidden="0" w:name="Signature"/>
-    <w:lsdException w:unhideWhenUsed="0" w:uiPriority="0" w:name="Default Paragraph Font"/>
+    <w:lsdException w:qFormat="1" w:unhideWhenUsed="0" w:uiPriority="0" w:name="Default Paragraph Font"/>
     <w:lsdException w:unhideWhenUsed="0" w:uiPriority="0" w:semiHidden="0" w:name="Body Text"/>
     <w:lsdException w:unhideWhenUsed="0" w:uiPriority="0" w:semiHidden="0" w:name="Body Text Indent"/>
     <w:lsdException w:unhideWhenUsed="0" w:uiPriority="0" w:semiHidden="0" w:name="List Continue"/>
@@ -2106,12 +2868,50 @@
       <w:szCs w:val="24"/>
     </w:rPr>
   </w:style>
-  <w:style w:type="character" w:default="1" w:styleId="5">
+  <w:style w:type="paragraph" w:styleId="3">
+    <w:name w:val="heading 2"/>
+    <w:basedOn w:val="1"/>
+    <w:next w:val="1"/>
+    <w:unhideWhenUsed/>
+    <w:qFormat/>
+    <w:uiPriority w:val="0"/>
+    <w:pPr>
+      <w:keepNext/>
+      <w:keepLines/>
+      <w:spacing w:before="260" w:beforeLines="0" w:beforeAutospacing="0" w:after="260" w:afterLines="0" w:afterAutospacing="0" w:line="413" w:lineRule="auto"/>
+      <w:outlineLvl w:val="1"/>
+    </w:pPr>
+    <w:rPr>
+      <w:rFonts w:ascii="Arial" w:hAnsi="Arial" w:eastAsia="黑体"/>
+      <w:b/>
+      <w:sz w:val="32"/>
+    </w:rPr>
+  </w:style>
+  <w:style w:type="paragraph" w:styleId="4">
+    <w:name w:val="heading 3"/>
+    <w:basedOn w:val="1"/>
+    <w:next w:val="1"/>
+    <w:unhideWhenUsed/>
+    <w:qFormat/>
+    <w:uiPriority w:val="0"/>
+    <w:pPr>
+      <w:keepNext/>
+      <w:keepLines/>
+      <w:spacing w:before="260" w:beforeLines="0" w:beforeAutospacing="0" w:after="260" w:afterLines="0" w:afterAutospacing="0" w:line="413" w:lineRule="auto"/>
+      <w:outlineLvl w:val="2"/>
+    </w:pPr>
+    <w:rPr>
+      <w:b/>
+      <w:sz w:val="32"/>
+    </w:rPr>
+  </w:style>
+  <w:style w:type="character" w:default="1" w:styleId="8">
     <w:name w:val="Default Paragraph Font"/>
     <w:semiHidden/>
+    <w:qFormat/>
     <w:uiPriority w:val="0"/>
   </w:style>
-  <w:style w:type="table" w:default="1" w:styleId="4">
+  <w:style w:type="table" w:default="1" w:styleId="6">
     <w:name w:val="Normal Table"/>
     <w:autoRedefine/>
     <w:semiHidden/>
@@ -2126,7 +2926,7 @@
       </w:tblCellMar>
     </w:tblPr>
   </w:style>
-  <w:style w:type="paragraph" w:styleId="3">
+  <w:style w:type="paragraph" w:styleId="5">
     <w:name w:val="HTML Preformatted"/>
     <w:basedOn w:val="1"/>
     <w:unhideWhenUsed/>
@@ -2161,6 +2961,25 @@
       <w:szCs w:val="24"/>
       <w:lang w:val="en-US" w:eastAsia="zh-CN"/>
     </w:rPr>
+  </w:style>
+  <w:style w:type="table" w:styleId="7">
+    <w:name w:val="Table Grid"/>
+    <w:basedOn w:val="6"/>
+    <w:uiPriority w:val="0"/>
+    <w:pPr>
+      <w:widowControl w:val="0"/>
+      <w:jc w:val="both"/>
+    </w:pPr>
+    <w:tblPr>
+      <w:tblBorders>
+        <w:top w:val="single" w:color="auto" w:sz="4" w:space="0"/>
+        <w:left w:val="single" w:color="auto" w:sz="4" w:space="0"/>
+        <w:bottom w:val="single" w:color="auto" w:sz="4" w:space="0"/>
+        <w:right w:val="single" w:color="auto" w:sz="4" w:space="0"/>
+        <w:insideH w:val="single" w:color="auto" w:sz="4" w:space="0"/>
+        <w:insideV w:val="single" w:color="auto" w:sz="4" w:space="0"/>
+      </w:tblBorders>
+    </w:tblPr>
   </w:style>
 </w:styles>
 </file>
